--- a/rapports/2026-06-06/EQ26/EQ26_sup_v2/DR_091201010013/77-84-67-54.docx
+++ b/rapports/2026-06-06/EQ26/EQ26_sup_v2/DR_091201010013/77-84-67-54.docx
@@ -297,7 +297,7 @@
           <w:color w:val="1F6FEB"/>
           <w:sz w:val="22"/>
         </w:rPr>
-        <w:t>⚠ INCOHÉRENCES À CORRIGER (66)</w:t>
+        <w:t>⚠ INCOHÉRENCES À CORRIGER (62)</w:t>
       </w:r>
     </w:p>
     <w:tbl>
@@ -544,7 +544,7 @@
                 <w:color w:val="16A34A"/>
                 <w:sz w:val="16"/>
               </w:rPr>
-              <w:t>—</w:t>
+              <w:t>s01q32, s01q36, s01q38, s04q37_modif, s02q33, s02q34, s01q00b</w:t>
             </w:r>
           </w:p>
         </w:tc>
@@ -575,7 +575,7 @@
                 <w:i w:val="0"/>
                 <w:sz w:val="17"/>
               </w:rPr>
-              <w:t>Incohérence!!! seulement les écoles privées paient les frais de scolarité (y compris les frais d'inscription).</w:t>
+              <w:t>Peu probable!!! Vu l'âge (17 ans) de ABDOU AZIZ DIOP 17 ou l'année à laquelle ABDOU AZIZ DIOP 17 a fréquenté l'école pour la dernière fois (.) le dernier diplome de ABDOU AZIZ DIOP 17 ne peut être le Certificat d'études primaires (CEP), prière de corriger cette incohérence ou confirmer avec le QG.</w:t>
             </w:r>
           </w:p>
         </w:tc>
@@ -698,7 +698,7 @@
                 <w:i w:val="0"/>
                 <w:sz w:val="16"/>
               </w:rPr>
-              <w:t>S02</w:t>
+              <w:t>S03</w:t>
               <w:br/>
             </w:r>
             <w:r>
@@ -708,7 +708,7 @@
                 <w:color w:val="64748B"/>
                 <w:sz w:val="14"/>
               </w:rPr>
-              <w:t>Éducation</w:t>
+              <w:t>Santé</w:t>
             </w:r>
           </w:p>
         </w:tc>
@@ -724,7 +724,7 @@
                 <w:color w:val="16A34A"/>
                 <w:sz w:val="16"/>
               </w:rPr>
-              <w:t>s01q32, s01q36, s01q38, s04q37_modif, s02q33, s02q34, s01q00b</w:t>
+              <w:t>—</w:t>
             </w:r>
           </w:p>
         </w:tc>
@@ -755,7 +755,7 @@
                 <w:i w:val="0"/>
                 <w:sz w:val="17"/>
               </w:rPr>
-              <w:t>Peu probable!!! Vu l'âge (17 ans) de ABDOU AZIZ DIOP 17 ou l'année à laquelle ABDOU AZIZ DIOP 17 a fréquenté l'école pour la dernière fois (.) le dernier diplome de ABDOU AZIZ DIOP 17 ne peut être le Certificat d'études primaires (CEP), prière de corriger cette incohérence ou confirmer avec le QG.</w:t>
+              <w:t>Incohérent !!! SANOU NGOM 5 s'est consulté la première fois pour cette maladie (Mal de gorge) chez un Guérisseur/ Tradipraticien/ Marabout et vous dites que  SANOU NGOM 5 n'est pas concerné par le montant des frais de consultation d'un Guérisseur/ Tradipraticien/ Marabout (3.17=9999).</w:t>
             </w:r>
           </w:p>
         </w:tc>
@@ -845,7 +845,7 @@
                 <w:i w:val="0"/>
                 <w:sz w:val="17"/>
               </w:rPr>
-              <w:t>Incohérent !!! SANOU NGOM 5 s'est consulté la première fois pour cette maladie (Mal de gorge) chez un Guérisseur/ Tradipraticien/ Marabout et vous dites que  SANOU NGOM 5 n'est pas concerné par le montant des frais de consultation d'un Guérisseur/ Tradipraticien/ Marabout (3.17=9999).</w:t>
+              <w:t>Prière de verifier cette incohérence auprès de l'enquêté ou confirmer.</w:t>
             </w:r>
           </w:p>
         </w:tc>
@@ -878,7 +878,7 @@
                 <w:i w:val="0"/>
                 <w:sz w:val="16"/>
               </w:rPr>
-              <w:t>S03</w:t>
+              <w:t>S07</w:t>
               <w:br/>
             </w:r>
             <w:r>
@@ -888,7 +888,7 @@
                 <w:color w:val="64748B"/>
                 <w:sz w:val="14"/>
               </w:rPr>
-              <w:t>Santé</w:t>
+              <w:t>Consommation alimentaire</w:t>
             </w:r>
           </w:p>
         </w:tc>
@@ -904,7 +904,7 @@
                 <w:color w:val="16A34A"/>
                 <w:sz w:val="16"/>
               </w:rPr>
-              <w:t>—</w:t>
+              <w:t>s00q27, s01q03a, s01q03b, s01q03c, s02q04, s03q14, s04q15, s04q16</w:t>
             </w:r>
           </w:p>
         </w:tc>
@@ -935,7 +935,7 @@
                 <w:i w:val="0"/>
                 <w:sz w:val="17"/>
               </w:rPr>
-              <w:t>Prière de verifier cette incohérence auprès de l'enquêté ou confirmer.</w:t>
+              <w:t>Incohérence!! Dans ce ménage, chaque individus consomme par jour .5892857 Kg  de cereale; Prière de vérifier les quantités prises des produits cérealiers (de Riz local Gambiaka à Autres semoules de céréales) auprès du ménage ou confirmer avec le QG.</w:t>
             </w:r>
           </w:p>
         </w:tc>
@@ -968,7 +968,7 @@
                 <w:i w:val="0"/>
                 <w:sz w:val="16"/>
               </w:rPr>
-              <w:t>S07</w:t>
+              <w:t>S19</w:t>
               <w:br/>
             </w:r>
             <w:r>
@@ -978,7 +978,7 @@
                 <w:color w:val="64748B"/>
                 <w:sz w:val="14"/>
               </w:rPr>
-              <w:t>Consommation alimentaire</w:t>
+              <w:t>Entreprises non agricoles</w:t>
             </w:r>
           </w:p>
         </w:tc>
@@ -994,7 +994,7 @@
                 <w:color w:val="16A34A"/>
                 <w:sz w:val="16"/>
               </w:rPr>
-              <w:t>s00q27, s01q03a, s01q03b, s01q03c, s02q04, s03q14, s04q15, s04q16</w:t>
+              <w:t>s02q02__1, s02q15, s02q17, s03q16, s04q27, s04q43, s04q63, s05q11</w:t>
             </w:r>
           </w:p>
         </w:tc>
@@ -1025,7 +1025,7 @@
                 <w:i w:val="0"/>
                 <w:sz w:val="17"/>
               </w:rPr>
-              <w:t>Incohérence!! Dans ce ménage, chaque individus consomme par jour .5892857 Kg  de cereale; Prière de vérifier les quantités prises des produits cérealiers (de Riz local Gambiaka à Autres semoules de céréales) auprès du ménage ou confirmer avec le QG.</w:t>
+              <w:t>Incohérence!! Le prix d'achat de Animaux de labour ne doit pas être égal 0 même si le ménage l'a reçu en cadeau prière de leurs aider à faire une estimation.</w:t>
             </w:r>
           </w:p>
         </w:tc>
@@ -1040,10 +1040,10 @@
               <w:rPr>
                 <w:b/>
                 <w:i w:val="0"/>
-                <w:color w:val="DC2626"/>
+                <w:color w:val="EA580C"/>
                 <w:sz w:val="16"/>
               </w:rPr>
-              <w:t>Haute</w:t>
+              <w:t>Moyenne</w:t>
             </w:r>
           </w:p>
         </w:tc>
@@ -1058,7 +1058,7 @@
                 <w:i w:val="0"/>
                 <w:sz w:val="16"/>
               </w:rPr>
-              <w:t>S19</w:t>
+              <w:t>S00</w:t>
               <w:br/>
             </w:r>
             <w:r>
@@ -1068,7 +1068,7 @@
                 <w:color w:val="64748B"/>
                 <w:sz w:val="14"/>
               </w:rPr>
-              <w:t>Entreprises non agricoles</w:t>
+              <w:t>Identification</w:t>
             </w:r>
           </w:p>
         </w:tc>
@@ -1084,7 +1084,7 @@
                 <w:color w:val="16A34A"/>
                 <w:sz w:val="16"/>
               </w:rPr>
-              <w:t>s02q02__1, s02q15, s02q17, s03q16, s04q27, s04q43, s04q63, s05q11</w:t>
+              <w:t>s00q27</w:t>
             </w:r>
           </w:p>
         </w:tc>
@@ -1115,7 +1115,7 @@
                 <w:i w:val="0"/>
                 <w:sz w:val="17"/>
               </w:rPr>
-              <w:t>Incohérence!! Le prix d'achat de Animaux de labour ne doit pas être égal 0 même si le ménage l'a reçu en cadeau prière de leurs aider à faire une estimation.</w:t>
+              <w:t>Le questionnaire semble ne pas être complètement fini mais le questionnaire est en statut complet, prière de compléter le questionnaire.</w:t>
             </w:r>
           </w:p>
         </w:tc>
@@ -1174,7 +1174,7 @@
                 <w:color w:val="16A34A"/>
                 <w:sz w:val="16"/>
               </w:rPr>
-              <w:t>s00q27</w:t>
+              <w:t>—</w:t>
             </w:r>
           </w:p>
         </w:tc>
@@ -1205,7 +1205,7 @@
                 <w:i w:val="0"/>
                 <w:sz w:val="17"/>
               </w:rPr>
-              <w:t>Le questionnaire semble ne pas être complètement fini mais le questionnaire est en statut complet, prière de compléter le questionnaire.</w:t>
+              <w:t>L'adresse ou la localisation du ménage doit être bien renseignée, ne doit pas contenir des numéros de téléphone et elle semble courte pour être une adresse.</w:t>
             </w:r>
           </w:p>
         </w:tc>
@@ -1295,7 +1295,7 @@
                 <w:i w:val="0"/>
                 <w:sz w:val="17"/>
               </w:rPr>
-              <w:t>L'adresse ou la localisation du ménage doit être bien renseignée, ne doit pas contenir des numéros de téléphone et elle semble courte pour être une adresse.</w:t>
+              <w:t>Prière de renseigner la bonne adresse.</w:t>
             </w:r>
           </w:p>
         </w:tc>
@@ -1328,7 +1328,7 @@
                 <w:i w:val="0"/>
                 <w:sz w:val="16"/>
               </w:rPr>
-              <w:t>S00</w:t>
+              <w:t>S01</w:t>
               <w:br/>
             </w:r>
             <w:r>
@@ -1338,7 +1338,7 @@
                 <w:color w:val="64748B"/>
                 <w:sz w:val="14"/>
               </w:rPr>
-              <w:t>Identification</w:t>
+              <w:t>Démographie</w:t>
             </w:r>
           </w:p>
         </w:tc>
@@ -1354,7 +1354,7 @@
                 <w:color w:val="16A34A"/>
                 <w:sz w:val="16"/>
               </w:rPr>
-              <w:t>—</w:t>
+              <w:t>s01q10_1</w:t>
             </w:r>
           </w:p>
         </w:tc>
@@ -1385,367 +1385,7 @@
                 <w:i w:val="0"/>
                 <w:sz w:val="17"/>
               </w:rPr>
-              <w:t>Prière de renseigner la bonne adresse.</w:t>
-            </w:r>
-          </w:p>
-        </w:tc>
-      </w:tr>
-      <w:tr>
-        <w:tc>
-          <w:tcPr>
-            <w:tcW w:type="dxa" w:w="964"/>
-          </w:tcPr>
-          <w:p>
-            <w:r>
-              <w:rPr>
-                <w:b/>
-                <w:i w:val="0"/>
-                <w:color w:val="EA580C"/>
-                <w:sz w:val="16"/>
-              </w:rPr>
-              <w:t>Moyenne</w:t>
-            </w:r>
-          </w:p>
-        </w:tc>
-        <w:tc>
-          <w:tcPr>
-            <w:tcW w:type="dxa" w:w="1247"/>
-          </w:tcPr>
-          <w:p>
-            <w:r>
-              <w:rPr>
-                <w:b/>
-                <w:i w:val="0"/>
-                <w:sz w:val="16"/>
-              </w:rPr>
-              <w:t>S01</w:t>
-              <w:br/>
-            </w:r>
-            <w:r>
-              <w:rPr>
-                <w:b w:val="0"/>
-                <w:i w:val="0"/>
-                <w:color w:val="64748B"/>
-                <w:sz w:val="14"/>
-              </w:rPr>
-              <w:t>Démographie</w:t>
-            </w:r>
-          </w:p>
-        </w:tc>
-        <w:tc>
-          <w:tcPr>
-            <w:tcW w:type="dxa" w:w="1531"/>
-          </w:tcPr>
-          <w:p>
-            <w:r>
-              <w:rPr>
-                <w:b/>
-                <w:i w:val="0"/>
-                <w:color w:val="16A34A"/>
-                <w:sz w:val="16"/>
-              </w:rPr>
-              <w:t>s01q10_1</w:t>
-            </w:r>
-          </w:p>
-        </w:tc>
-        <w:tc>
-          <w:tcPr>
-            <w:tcW w:type="dxa" w:w="1191"/>
-          </w:tcPr>
-          <w:p>
-            <w:r>
-              <w:rPr>
-                <w:b w:val="0"/>
-                <w:i w:val="0"/>
-                <w:color w:val="64748B"/>
-                <w:sz w:val="16"/>
-              </w:rPr>
-              <w:t>GT-CQ</w:t>
-            </w:r>
-          </w:p>
-        </w:tc>
-        <w:tc>
-          <w:tcPr>
-            <w:tcW w:type="dxa" w:w="4706"/>
-          </w:tcPr>
-          <w:p>
-            <w:r>
-              <w:rPr>
-                <w:b w:val="0"/>
-                <w:i w:val="0"/>
-                <w:sz w:val="17"/>
-              </w:rPr>
               <w:t>La taille du ménage lors de l'enquête principale (6) de ce ménage est inférieur à la taille du denombrement (9), prière de fournir des explications concrètes ou aller revisiter le ménage.</w:t>
-            </w:r>
-          </w:p>
-        </w:tc>
-      </w:tr>
-      <w:tr>
-        <w:tc>
-          <w:tcPr>
-            <w:tcW w:type="dxa" w:w="964"/>
-          </w:tcPr>
-          <w:p>
-            <w:r>
-              <w:rPr>
-                <w:b/>
-                <w:i w:val="0"/>
-                <w:color w:val="EA580C"/>
-                <w:sz w:val="16"/>
-              </w:rPr>
-              <w:t>Moyenne</w:t>
-            </w:r>
-          </w:p>
-        </w:tc>
-        <w:tc>
-          <w:tcPr>
-            <w:tcW w:type="dxa" w:w="1247"/>
-          </w:tcPr>
-          <w:p>
-            <w:r>
-              <w:rPr>
-                <w:b/>
-                <w:i w:val="0"/>
-                <w:sz w:val="16"/>
-              </w:rPr>
-              <w:t>S02</w:t>
-              <w:br/>
-            </w:r>
-            <w:r>
-              <w:rPr>
-                <w:b w:val="0"/>
-                <w:i w:val="0"/>
-                <w:color w:val="64748B"/>
-                <w:sz w:val="14"/>
-              </w:rPr>
-              <w:t>Éducation</w:t>
-            </w:r>
-          </w:p>
-        </w:tc>
-        <w:tc>
-          <w:tcPr>
-            <w:tcW w:type="dxa" w:w="1531"/>
-          </w:tcPr>
-          <w:p>
-            <w:r>
-              <w:rPr>
-                <w:b/>
-                <w:i w:val="0"/>
-                <w:color w:val="16A34A"/>
-                <w:sz w:val="16"/>
-              </w:rPr>
-              <w:t>—</w:t>
-            </w:r>
-          </w:p>
-        </w:tc>
-        <w:tc>
-          <w:tcPr>
-            <w:tcW w:type="dxa" w:w="1191"/>
-          </w:tcPr>
-          <w:p>
-            <w:r>
-              <w:rPr>
-                <w:b w:val="0"/>
-                <w:i w:val="0"/>
-                <w:color w:val="64748B"/>
-                <w:sz w:val="16"/>
-              </w:rPr>
-              <w:t>GT-CQ</w:t>
-            </w:r>
-          </w:p>
-        </w:tc>
-        <w:tc>
-          <w:tcPr>
-            <w:tcW w:type="dxa" w:w="4706"/>
-          </w:tcPr>
-          <w:p>
-            <w:r>
-              <w:rPr>
-                <w:b w:val="0"/>
-                <w:i w:val="0"/>
-                <w:sz w:val="17"/>
-              </w:rPr>
-              <w:t>veuillez, s'il vous plait, confirmer les frais de scolarité ( 1000 FCFA) payée de MAHECOR NGOM 10 avec le QG ou apporter les corrections nécessaires.</w:t>
-            </w:r>
-          </w:p>
-        </w:tc>
-      </w:tr>
-      <w:tr>
-        <w:tc>
-          <w:tcPr>
-            <w:tcW w:type="dxa" w:w="964"/>
-          </w:tcPr>
-          <w:p>
-            <w:r>
-              <w:rPr>
-                <w:b/>
-                <w:i w:val="0"/>
-                <w:color w:val="EA580C"/>
-                <w:sz w:val="16"/>
-              </w:rPr>
-              <w:t>Moyenne</w:t>
-            </w:r>
-          </w:p>
-        </w:tc>
-        <w:tc>
-          <w:tcPr>
-            <w:tcW w:type="dxa" w:w="1247"/>
-          </w:tcPr>
-          <w:p>
-            <w:r>
-              <w:rPr>
-                <w:b/>
-                <w:i w:val="0"/>
-                <w:sz w:val="16"/>
-              </w:rPr>
-              <w:t>S02</w:t>
-              <w:br/>
-            </w:r>
-            <w:r>
-              <w:rPr>
-                <w:b w:val="0"/>
-                <w:i w:val="0"/>
-                <w:color w:val="64748B"/>
-                <w:sz w:val="14"/>
-              </w:rPr>
-              <w:t>Éducation</w:t>
-            </w:r>
-          </w:p>
-        </w:tc>
-        <w:tc>
-          <w:tcPr>
-            <w:tcW w:type="dxa" w:w="1531"/>
-          </w:tcPr>
-          <w:p>
-            <w:r>
-              <w:rPr>
-                <w:b/>
-                <w:i w:val="0"/>
-                <w:color w:val="16A34A"/>
-                <w:sz w:val="16"/>
-              </w:rPr>
-              <w:t>—</w:t>
-            </w:r>
-          </w:p>
-        </w:tc>
-        <w:tc>
-          <w:tcPr>
-            <w:tcW w:type="dxa" w:w="1191"/>
-          </w:tcPr>
-          <w:p>
-            <w:r>
-              <w:rPr>
-                <w:b w:val="0"/>
-                <w:i w:val="0"/>
-                <w:color w:val="64748B"/>
-                <w:sz w:val="16"/>
-              </w:rPr>
-              <w:t>GT-CQ</w:t>
-            </w:r>
-          </w:p>
-        </w:tc>
-        <w:tc>
-          <w:tcPr>
-            <w:tcW w:type="dxa" w:w="4706"/>
-          </w:tcPr>
-          <w:p>
-            <w:r>
-              <w:rPr>
-                <w:b w:val="0"/>
-                <w:i w:val="0"/>
-                <w:sz w:val="17"/>
-              </w:rPr>
-              <w:t>veuillez, s'il vous plait, confirmer les frais de scolarité ( 500 FCFA) payée de SANOU NGOM 5 avec le QG ou apporter les corrections nécessaires.</w:t>
-            </w:r>
-          </w:p>
-        </w:tc>
-      </w:tr>
-      <w:tr>
-        <w:tc>
-          <w:tcPr>
-            <w:tcW w:type="dxa" w:w="964"/>
-          </w:tcPr>
-          <w:p>
-            <w:r>
-              <w:rPr>
-                <w:b/>
-                <w:i w:val="0"/>
-                <w:color w:val="EA580C"/>
-                <w:sz w:val="16"/>
-              </w:rPr>
-              <w:t>Moyenne</w:t>
-            </w:r>
-          </w:p>
-        </w:tc>
-        <w:tc>
-          <w:tcPr>
-            <w:tcW w:type="dxa" w:w="1247"/>
-          </w:tcPr>
-          <w:p>
-            <w:r>
-              <w:rPr>
-                <w:b/>
-                <w:i w:val="0"/>
-                <w:sz w:val="16"/>
-              </w:rPr>
-              <w:t>S02</w:t>
-              <w:br/>
-            </w:r>
-            <w:r>
-              <w:rPr>
-                <w:b w:val="0"/>
-                <w:i w:val="0"/>
-                <w:color w:val="64748B"/>
-                <w:sz w:val="14"/>
-              </w:rPr>
-              <w:t>Éducation</w:t>
-            </w:r>
-          </w:p>
-        </w:tc>
-        <w:tc>
-          <w:tcPr>
-            <w:tcW w:type="dxa" w:w="1531"/>
-          </w:tcPr>
-          <w:p>
-            <w:r>
-              <w:rPr>
-                <w:b/>
-                <w:i w:val="0"/>
-                <w:color w:val="16A34A"/>
-                <w:sz w:val="16"/>
-              </w:rPr>
-              <w:t>—</w:t>
-            </w:r>
-          </w:p>
-        </w:tc>
-        <w:tc>
-          <w:tcPr>
-            <w:tcW w:type="dxa" w:w="1191"/>
-          </w:tcPr>
-          <w:p>
-            <w:r>
-              <w:rPr>
-                <w:b w:val="0"/>
-                <w:i w:val="0"/>
-                <w:color w:val="64748B"/>
-                <w:sz w:val="16"/>
-              </w:rPr>
-              <w:t>GT-CQ</w:t>
-            </w:r>
-          </w:p>
-        </w:tc>
-        <w:tc>
-          <w:tcPr>
-            <w:tcW w:type="dxa" w:w="4706"/>
-          </w:tcPr>
-          <w:p>
-            <w:r>
-              <w:rPr>
-                <w:b w:val="0"/>
-                <w:i w:val="0"/>
-                <w:sz w:val="17"/>
-              </w:rPr>
-              <w:t>veuillez, s'il vous plait, confirmer les frais de scolarité ( 8000 FCFA) payée de DEMBA DIOP 18 avec le QG ou apporter les corrections nécessaires.</w:t>
             </w:r>
           </w:p>
         </w:tc>
